--- a/Enterprise_Knowledge_Navigator_Final_Audit_and_Render_Deployment_Guide.docx
+++ b/Enterprise_Knowledge_Navigator_Final_Audit_and_Render_Deployment_Guide.docx
@@ -5005,6 +5005,1479 @@
     <w:p>
       <w:pPr>
         <w:keepNext/>
+        <w:spacing w:before="280" w:after="80"/>
+      </w:pPr>
+      <w:r>
+        <w:rPr>
+          <w:rFonts w:ascii="Calibri" w:hAnsi="Calibri"/>
+          <w:b/>
+          <w:color w:val="2563EB"/>
+          <w:sz w:val="28"/>
+        </w:rPr>
+        <w:t>11.2 Strict Quality Classification Matrix</w:t>
+      </w:r>
+    </w:p>
+    <w:p>
+      <w:pPr>
+        <w:spacing w:after="120" w:line="276" w:lineRule="auto"/>
+      </w:pPr>
+      <w:r>
+        <w:rPr>
+          <w:rFonts w:ascii="Calibri" w:hAnsi="Calibri"/>
+          <w:sz w:val="21"/>
+        </w:rPr>
+        <w:t>In accordance with rigorous enterprise audit standards, every critical system component, pipeline, and operational requirement has been evaluated and classified as PASS, FAIL, BLOCKED, or NOT TESTED:</w:t>
+      </w:r>
+    </w:p>
+    <w:tbl>
+      <w:tblPr>
+        <w:tblW w:type="auto" w:w="0"/>
+        <w:jc w:val="center"/>
+        <w:tblLayout w:type="fixed"/>
+        <w:tblLook w:firstColumn="1" w:firstRow="1" w:lastColumn="0" w:lastRow="0" w:noHBand="0" w:noVBand="1" w:val="04A0"/>
+      </w:tblPr>
+      <w:tblGrid>
+        <w:gridCol w:w="2340"/>
+        <w:gridCol w:w="2340"/>
+        <w:gridCol w:w="2340"/>
+        <w:gridCol w:w="2340"/>
+      </w:tblGrid>
+      <w:tr>
+        <w:tc>
+          <w:tcPr>
+            <w:tcW w:type="dxa" w:w="2304"/>
+            <w:shd w:fill="1E3A8A"/>
+            <w:tcMar>
+              <w:top w:w="120" w:type="dxa"/>
+              <w:bottom w:w="120" w:type="dxa"/>
+              <w:left w:w="140" w:type="dxa"/>
+              <w:right w:w="140" w:type="dxa"/>
+            </w:tcMar>
+          </w:tcPr>
+          <w:p>
+            <w:pPr>
+              <w:jc w:val="left"/>
+            </w:pPr>
+            <w:r>
+              <w:rPr>
+                <w:rFonts w:ascii="Calibri" w:hAnsi="Calibri"/>
+                <w:b/>
+                <w:color w:val="FFFFFF"/>
+                <w:sz w:val="20"/>
+              </w:rPr>
+              <w:t>Audit Check Item</w:t>
+            </w:r>
+          </w:p>
+        </w:tc>
+        <w:tc>
+          <w:tcPr>
+            <w:tcW w:type="dxa" w:w="1152"/>
+            <w:shd w:fill="1E3A8A"/>
+            <w:tcMar>
+              <w:top w:w="120" w:type="dxa"/>
+              <w:bottom w:w="120" w:type="dxa"/>
+              <w:left w:w="140" w:type="dxa"/>
+              <w:right w:w="140" w:type="dxa"/>
+            </w:tcMar>
+          </w:tcPr>
+          <w:p>
+            <w:pPr>
+              <w:jc w:val="left"/>
+            </w:pPr>
+            <w:r>
+              <w:rPr>
+                <w:rFonts w:ascii="Calibri" w:hAnsi="Calibri"/>
+                <w:b/>
+                <w:color w:val="FFFFFF"/>
+                <w:sz w:val="20"/>
+              </w:rPr>
+              <w:t>Status</w:t>
+            </w:r>
+          </w:p>
+        </w:tc>
+        <w:tc>
+          <w:tcPr>
+            <w:tcW w:type="dxa" w:w="3600"/>
+            <w:shd w:fill="1E3A8A"/>
+            <w:tcMar>
+              <w:top w:w="120" w:type="dxa"/>
+              <w:bottom w:w="120" w:type="dxa"/>
+              <w:left w:w="140" w:type="dxa"/>
+              <w:right w:w="140" w:type="dxa"/>
+            </w:tcMar>
+          </w:tcPr>
+          <w:p>
+            <w:pPr>
+              <w:jc w:val="left"/>
+            </w:pPr>
+            <w:r>
+              <w:rPr>
+                <w:rFonts w:ascii="Calibri" w:hAnsi="Calibri"/>
+                <w:b/>
+                <w:color w:val="FFFFFF"/>
+                <w:sz w:val="20"/>
+              </w:rPr>
+              <w:t>Verified Technical Evidence</w:t>
+            </w:r>
+          </w:p>
+        </w:tc>
+        <w:tc>
+          <w:tcPr>
+            <w:tcW w:type="dxa" w:w="2304"/>
+            <w:shd w:fill="1E3A8A"/>
+            <w:tcMar>
+              <w:top w:w="120" w:type="dxa"/>
+              <w:bottom w:w="120" w:type="dxa"/>
+              <w:left w:w="140" w:type="dxa"/>
+              <w:right w:w="140" w:type="dxa"/>
+            </w:tcMar>
+          </w:tcPr>
+          <w:p>
+            <w:pPr>
+              <w:jc w:val="left"/>
+            </w:pPr>
+            <w:r>
+              <w:rPr>
+                <w:rFonts w:ascii="Calibri" w:hAnsi="Calibri"/>
+                <w:b/>
+                <w:color w:val="FFFFFF"/>
+                <w:sz w:val="20"/>
+              </w:rPr>
+              <w:t>Required Action / Notes</w:t>
+            </w:r>
+          </w:p>
+        </w:tc>
+      </w:tr>
+      <w:tr>
+        <w:tc>
+          <w:tcPr>
+            <w:tcW w:type="dxa" w:w="2304"/>
+            <w:shd w:fill="FFFFFF"/>
+            <w:tcMar>
+              <w:top w:w="100" w:type="dxa"/>
+              <w:bottom w:w="100" w:type="dxa"/>
+              <w:left w:w="140" w:type="dxa"/>
+              <w:right w:w="140" w:type="dxa"/>
+            </w:tcMar>
+          </w:tcPr>
+          <w:p>
+            <w:pPr>
+              <w:jc w:val="left"/>
+            </w:pPr>
+            <w:r>
+              <w:rPr>
+                <w:rFonts w:ascii="Calibri" w:hAnsi="Calibri"/>
+                <w:color w:val="1E293B"/>
+                <w:sz w:val="19"/>
+              </w:rPr>
+              <w:t>1. Python Codebase Compilation</w:t>
+            </w:r>
+          </w:p>
+        </w:tc>
+        <w:tc>
+          <w:tcPr>
+            <w:tcW w:type="dxa" w:w="1152"/>
+            <w:shd w:fill="FFFFFF"/>
+            <w:tcMar>
+              <w:top w:w="100" w:type="dxa"/>
+              <w:bottom w:w="100" w:type="dxa"/>
+              <w:left w:w="140" w:type="dxa"/>
+              <w:right w:w="140" w:type="dxa"/>
+            </w:tcMar>
+          </w:tcPr>
+          <w:p>
+            <w:pPr>
+              <w:jc w:val="left"/>
+            </w:pPr>
+            <w:r>
+              <w:rPr>
+                <w:rFonts w:ascii="Calibri" w:hAnsi="Calibri"/>
+                <w:color w:val="1E293B"/>
+                <w:sz w:val="19"/>
+              </w:rPr>
+              <w:t>PASS</w:t>
+            </w:r>
+          </w:p>
+        </w:tc>
+        <w:tc>
+          <w:tcPr>
+            <w:tcW w:type="dxa" w:w="3600"/>
+            <w:shd w:fill="FFFFFF"/>
+            <w:tcMar>
+              <w:top w:w="100" w:type="dxa"/>
+              <w:bottom w:w="100" w:type="dxa"/>
+              <w:left w:w="140" w:type="dxa"/>
+              <w:right w:w="140" w:type="dxa"/>
+            </w:tcMar>
+          </w:tcPr>
+          <w:p>
+            <w:pPr>
+              <w:jc w:val="left"/>
+            </w:pPr>
+            <w:r>
+              <w:rPr>
+                <w:rFonts w:ascii="Calibri" w:hAnsi="Calibri"/>
+                <w:color w:val="1E293B"/>
+                <w:sz w:val="19"/>
+              </w:rPr>
+              <w:t>python -m compileall returned code 0 with zero syntax or import errors.</w:t>
+            </w:r>
+          </w:p>
+        </w:tc>
+        <w:tc>
+          <w:tcPr>
+            <w:tcW w:type="dxa" w:w="2304"/>
+            <w:shd w:fill="FFFFFF"/>
+            <w:tcMar>
+              <w:top w:w="100" w:type="dxa"/>
+              <w:bottom w:w="100" w:type="dxa"/>
+              <w:left w:w="140" w:type="dxa"/>
+              <w:right w:w="140" w:type="dxa"/>
+            </w:tcMar>
+          </w:tcPr>
+          <w:p>
+            <w:pPr>
+              <w:jc w:val="left"/>
+            </w:pPr>
+            <w:r>
+              <w:rPr>
+                <w:rFonts w:ascii="Calibri" w:hAnsi="Calibri"/>
+                <w:color w:val="1E293B"/>
+                <w:sz w:val="19"/>
+              </w:rPr>
+              <w:t>Verified across all backend and test files.</w:t>
+            </w:r>
+          </w:p>
+        </w:tc>
+      </w:tr>
+      <w:tr>
+        <w:tc>
+          <w:tcPr>
+            <w:tcW w:type="dxa" w:w="2304"/>
+            <w:shd w:fill="F8FAFC"/>
+            <w:tcMar>
+              <w:top w:w="100" w:type="dxa"/>
+              <w:bottom w:w="100" w:type="dxa"/>
+              <w:left w:w="140" w:type="dxa"/>
+              <w:right w:w="140" w:type="dxa"/>
+            </w:tcMar>
+          </w:tcPr>
+          <w:p>
+            <w:pPr>
+              <w:jc w:val="left"/>
+            </w:pPr>
+            <w:r>
+              <w:rPr>
+                <w:rFonts w:ascii="Calibri" w:hAnsi="Calibri"/>
+                <w:color w:val="1E293B"/>
+                <w:sz w:val="19"/>
+              </w:rPr>
+              <w:t>2. Automated Pytest Suite</w:t>
+            </w:r>
+          </w:p>
+        </w:tc>
+        <w:tc>
+          <w:tcPr>
+            <w:tcW w:type="dxa" w:w="1152"/>
+            <w:shd w:fill="F8FAFC"/>
+            <w:tcMar>
+              <w:top w:w="100" w:type="dxa"/>
+              <w:bottom w:w="100" w:type="dxa"/>
+              <w:left w:w="140" w:type="dxa"/>
+              <w:right w:w="140" w:type="dxa"/>
+            </w:tcMar>
+          </w:tcPr>
+          <w:p>
+            <w:pPr>
+              <w:jc w:val="left"/>
+            </w:pPr>
+            <w:r>
+              <w:rPr>
+                <w:rFonts w:ascii="Calibri" w:hAnsi="Calibri"/>
+                <w:color w:val="1E293B"/>
+                <w:sz w:val="19"/>
+              </w:rPr>
+              <w:t>PASS</w:t>
+            </w:r>
+          </w:p>
+        </w:tc>
+        <w:tc>
+          <w:tcPr>
+            <w:tcW w:type="dxa" w:w="3600"/>
+            <w:shd w:fill="F8FAFC"/>
+            <w:tcMar>
+              <w:top w:w="100" w:type="dxa"/>
+              <w:bottom w:w="100" w:type="dxa"/>
+              <w:left w:w="140" w:type="dxa"/>
+              <w:right w:w="140" w:type="dxa"/>
+            </w:tcMar>
+          </w:tcPr>
+          <w:p>
+            <w:pPr>
+              <w:jc w:val="left"/>
+            </w:pPr>
+            <w:r>
+              <w:rPr>
+                <w:rFonts w:ascii="Calibri" w:hAnsi="Calibri"/>
+                <w:color w:val="1E293B"/>
+                <w:sz w:val="19"/>
+              </w:rPr>
+              <w:t>58/58 tests passed in 25.68s locally and 42s on Ubuntu Linux GitHub runner.</w:t>
+            </w:r>
+          </w:p>
+        </w:tc>
+        <w:tc>
+          <w:tcPr>
+            <w:tcW w:type="dxa" w:w="2304"/>
+            <w:shd w:fill="F8FAFC"/>
+            <w:tcMar>
+              <w:top w:w="100" w:type="dxa"/>
+              <w:bottom w:w="100" w:type="dxa"/>
+              <w:left w:w="140" w:type="dxa"/>
+              <w:right w:w="140" w:type="dxa"/>
+            </w:tcMar>
+          </w:tcPr>
+          <w:p>
+            <w:pPr>
+              <w:jc w:val="left"/>
+            </w:pPr>
+            <w:r>
+              <w:rPr>
+                <w:rFonts w:ascii="Calibri" w:hAnsi="Calibri"/>
+                <w:color w:val="1E293B"/>
+                <w:sz w:val="19"/>
+              </w:rPr>
+              <w:t>Zero test regressions, zero weakened assertions.</w:t>
+            </w:r>
+          </w:p>
+        </w:tc>
+      </w:tr>
+      <w:tr>
+        <w:tc>
+          <w:tcPr>
+            <w:tcW w:type="dxa" w:w="2304"/>
+            <w:shd w:fill="FFFFFF"/>
+            <w:tcMar>
+              <w:top w:w="100" w:type="dxa"/>
+              <w:bottom w:w="100" w:type="dxa"/>
+              <w:left w:w="140" w:type="dxa"/>
+              <w:right w:w="140" w:type="dxa"/>
+            </w:tcMar>
+          </w:tcPr>
+          <w:p>
+            <w:pPr>
+              <w:jc w:val="left"/>
+            </w:pPr>
+            <w:r>
+              <w:rPr>
+                <w:rFonts w:ascii="Calibri" w:hAnsi="Calibri"/>
+                <w:color w:val="1E293B"/>
+                <w:sz w:val="19"/>
+              </w:rPr>
+              <w:t>3. E2E Quality Audit Script</w:t>
+            </w:r>
+          </w:p>
+        </w:tc>
+        <w:tc>
+          <w:tcPr>
+            <w:tcW w:type="dxa" w:w="1152"/>
+            <w:shd w:fill="FFFFFF"/>
+            <w:tcMar>
+              <w:top w:w="100" w:type="dxa"/>
+              <w:bottom w:w="100" w:type="dxa"/>
+              <w:left w:w="140" w:type="dxa"/>
+              <w:right w:w="140" w:type="dxa"/>
+            </w:tcMar>
+          </w:tcPr>
+          <w:p>
+            <w:pPr>
+              <w:jc w:val="left"/>
+            </w:pPr>
+            <w:r>
+              <w:rPr>
+                <w:rFonts w:ascii="Calibri" w:hAnsi="Calibri"/>
+                <w:color w:val="1E293B"/>
+                <w:sz w:val="19"/>
+              </w:rPr>
+              <w:t>PASS</w:t>
+            </w:r>
+          </w:p>
+        </w:tc>
+        <w:tc>
+          <w:tcPr>
+            <w:tcW w:type="dxa" w:w="3600"/>
+            <w:shd w:fill="FFFFFF"/>
+            <w:tcMar>
+              <w:top w:w="100" w:type="dxa"/>
+              <w:bottom w:w="100" w:type="dxa"/>
+              <w:left w:w="140" w:type="dxa"/>
+              <w:right w:w="140" w:type="dxa"/>
+            </w:tcMar>
+          </w:tcPr>
+          <w:p>
+            <w:pPr>
+              <w:jc w:val="left"/>
+            </w:pPr>
+            <w:r>
+              <w:rPr>
+                <w:rFonts w:ascii="Calibri" w:hAnsi="Calibri"/>
+                <w:color w:val="1E293B"/>
+                <w:sz w:val="19"/>
+              </w:rPr>
+              <w:t>29/29 checks passed in scripts/comprehensive_final_audit.py.</w:t>
+            </w:r>
+          </w:p>
+        </w:tc>
+        <w:tc>
+          <w:tcPr>
+            <w:tcW w:type="dxa" w:w="2304"/>
+            <w:shd w:fill="FFFFFF"/>
+            <w:tcMar>
+              <w:top w:w="100" w:type="dxa"/>
+              <w:bottom w:w="100" w:type="dxa"/>
+              <w:left w:w="140" w:type="dxa"/>
+              <w:right w:w="140" w:type="dxa"/>
+            </w:tcMar>
+          </w:tcPr>
+          <w:p>
+            <w:pPr>
+              <w:jc w:val="left"/>
+            </w:pPr>
+            <w:r>
+              <w:rPr>
+                <w:rFonts w:ascii="Calibri" w:hAnsi="Calibri"/>
+                <w:color w:val="1E293B"/>
+                <w:sz w:val="19"/>
+              </w:rPr>
+              <w:t>Verified all API routes, tabs, and security boundaries.</w:t>
+            </w:r>
+          </w:p>
+        </w:tc>
+      </w:tr>
+      <w:tr>
+        <w:tc>
+          <w:tcPr>
+            <w:tcW w:type="dxa" w:w="2304"/>
+            <w:shd w:fill="F8FAFC"/>
+            <w:tcMar>
+              <w:top w:w="100" w:type="dxa"/>
+              <w:bottom w:w="100" w:type="dxa"/>
+              <w:left w:w="140" w:type="dxa"/>
+              <w:right w:w="140" w:type="dxa"/>
+            </w:tcMar>
+          </w:tcPr>
+          <w:p>
+            <w:pPr>
+              <w:jc w:val="left"/>
+            </w:pPr>
+            <w:r>
+              <w:rPr>
+                <w:rFonts w:ascii="Calibri" w:hAnsi="Calibri"/>
+                <w:color w:val="1E293B"/>
+                <w:sz w:val="19"/>
+              </w:rPr>
+              <w:t>4. Data Persistence Across Restart</w:t>
+            </w:r>
+          </w:p>
+        </w:tc>
+        <w:tc>
+          <w:tcPr>
+            <w:tcW w:type="dxa" w:w="1152"/>
+            <w:shd w:fill="F8FAFC"/>
+            <w:tcMar>
+              <w:top w:w="100" w:type="dxa"/>
+              <w:bottom w:w="100" w:type="dxa"/>
+              <w:left w:w="140" w:type="dxa"/>
+              <w:right w:w="140" w:type="dxa"/>
+            </w:tcMar>
+          </w:tcPr>
+          <w:p>
+            <w:pPr>
+              <w:jc w:val="left"/>
+            </w:pPr>
+            <w:r>
+              <w:rPr>
+                <w:rFonts w:ascii="Calibri" w:hAnsi="Calibri"/>
+                <w:color w:val="1E293B"/>
+                <w:sz w:val="19"/>
+              </w:rPr>
+              <w:t>PASS</w:t>
+            </w:r>
+          </w:p>
+        </w:tc>
+        <w:tc>
+          <w:tcPr>
+            <w:tcW w:type="dxa" w:w="3600"/>
+            <w:shd w:fill="F8FAFC"/>
+            <w:tcMar>
+              <w:top w:w="100" w:type="dxa"/>
+              <w:bottom w:w="100" w:type="dxa"/>
+              <w:left w:w="140" w:type="dxa"/>
+              <w:right w:w="140" w:type="dxa"/>
+            </w:tcMar>
+          </w:tcPr>
+          <w:p>
+            <w:pPr>
+              <w:jc w:val="left"/>
+            </w:pPr>
+            <w:r>
+              <w:rPr>
+                <w:rFonts w:ascii="Calibri" w:hAnsi="Calibri"/>
+                <w:color w:val="1E293B"/>
+                <w:sz w:val="19"/>
+              </w:rPr>
+              <w:t>Simulated restart verified: Docs 5-&gt;5, Chunks 3-&gt;3, Entities 12-&gt;12.</w:t>
+            </w:r>
+          </w:p>
+        </w:tc>
+        <w:tc>
+          <w:tcPr>
+            <w:tcW w:type="dxa" w:w="2304"/>
+            <w:shd w:fill="F8FAFC"/>
+            <w:tcMar>
+              <w:top w:w="100" w:type="dxa"/>
+              <w:bottom w:w="100" w:type="dxa"/>
+              <w:left w:w="140" w:type="dxa"/>
+              <w:right w:w="140" w:type="dxa"/>
+            </w:tcMar>
+          </w:tcPr>
+          <w:p>
+            <w:pPr>
+              <w:jc w:val="left"/>
+            </w:pPr>
+            <w:r>
+              <w:rPr>
+                <w:rFonts w:ascii="Calibri" w:hAnsi="Calibri"/>
+                <w:color w:val="1E293B"/>
+                <w:sz w:val="19"/>
+              </w:rPr>
+              <w:t>No data truncation or chunk loss.</w:t>
+            </w:r>
+          </w:p>
+        </w:tc>
+      </w:tr>
+      <w:tr>
+        <w:tc>
+          <w:tcPr>
+            <w:tcW w:type="dxa" w:w="2304"/>
+            <w:shd w:fill="FFFFFF"/>
+            <w:tcMar>
+              <w:top w:w="100" w:type="dxa"/>
+              <w:bottom w:w="100" w:type="dxa"/>
+              <w:left w:w="140" w:type="dxa"/>
+              <w:right w:w="140" w:type="dxa"/>
+            </w:tcMar>
+          </w:tcPr>
+          <w:p>
+            <w:pPr>
+              <w:jc w:val="left"/>
+            </w:pPr>
+            <w:r>
+              <w:rPr>
+                <w:rFonts w:ascii="Calibri" w:hAnsi="Calibri"/>
+                <w:color w:val="1E293B"/>
+                <w:sz w:val="19"/>
+              </w:rPr>
+              <w:t>5. RBAC &amp; Custom Roles Security</w:t>
+            </w:r>
+          </w:p>
+        </w:tc>
+        <w:tc>
+          <w:tcPr>
+            <w:tcW w:type="dxa" w:w="1152"/>
+            <w:shd w:fill="FFFFFF"/>
+            <w:tcMar>
+              <w:top w:w="100" w:type="dxa"/>
+              <w:bottom w:w="100" w:type="dxa"/>
+              <w:left w:w="140" w:type="dxa"/>
+              <w:right w:w="140" w:type="dxa"/>
+            </w:tcMar>
+          </w:tcPr>
+          <w:p>
+            <w:pPr>
+              <w:jc w:val="left"/>
+            </w:pPr>
+            <w:r>
+              <w:rPr>
+                <w:rFonts w:ascii="Calibri" w:hAnsi="Calibri"/>
+                <w:color w:val="1E293B"/>
+                <w:sz w:val="19"/>
+              </w:rPr>
+              <w:t>PASS</w:t>
+            </w:r>
+          </w:p>
+        </w:tc>
+        <w:tc>
+          <w:tcPr>
+            <w:tcW w:type="dxa" w:w="3600"/>
+            <w:shd w:fill="FFFFFF"/>
+            <w:tcMar>
+              <w:top w:w="100" w:type="dxa"/>
+              <w:bottom w:w="100" w:type="dxa"/>
+              <w:left w:w="140" w:type="dxa"/>
+              <w:right w:w="140" w:type="dxa"/>
+            </w:tcMar>
+          </w:tcPr>
+          <w:p>
+            <w:pPr>
+              <w:jc w:val="left"/>
+            </w:pPr>
+            <w:r>
+              <w:rPr>
+                <w:rFonts w:ascii="Calibri" w:hAnsi="Calibri"/>
+                <w:color w:val="1E293B"/>
+                <w:sz w:val="19"/>
+              </w:rPr>
+              <w:t>Admin self-registration blocked (HTTP 403); assigned role deletion blocked (HTTP 400).</w:t>
+            </w:r>
+          </w:p>
+        </w:tc>
+        <w:tc>
+          <w:tcPr>
+            <w:tcW w:type="dxa" w:w="2304"/>
+            <w:shd w:fill="FFFFFF"/>
+            <w:tcMar>
+              <w:top w:w="100" w:type="dxa"/>
+              <w:bottom w:w="100" w:type="dxa"/>
+              <w:left w:w="140" w:type="dxa"/>
+              <w:right w:w="140" w:type="dxa"/>
+            </w:tcMar>
+          </w:tcPr>
+          <w:p>
+            <w:pPr>
+              <w:jc w:val="left"/>
+            </w:pPr>
+            <w:r>
+              <w:rPr>
+                <w:rFonts w:ascii="Calibri" w:hAnsi="Calibri"/>
+                <w:color w:val="1E293B"/>
+                <w:sz w:val="19"/>
+              </w:rPr>
+              <w:t>Multi-role isolation strictly enforced on backend.</w:t>
+            </w:r>
+          </w:p>
+        </w:tc>
+      </w:tr>
+      <w:tr>
+        <w:tc>
+          <w:tcPr>
+            <w:tcW w:type="dxa" w:w="2304"/>
+            <w:shd w:fill="F8FAFC"/>
+            <w:tcMar>
+              <w:top w:w="100" w:type="dxa"/>
+              <w:bottom w:w="100" w:type="dxa"/>
+              <w:left w:w="140" w:type="dxa"/>
+              <w:right w:w="140" w:type="dxa"/>
+            </w:tcMar>
+          </w:tcPr>
+          <w:p>
+            <w:pPr>
+              <w:jc w:val="left"/>
+            </w:pPr>
+            <w:r>
+              <w:rPr>
+                <w:rFonts w:ascii="Calibri" w:hAnsi="Calibri"/>
+                <w:color w:val="1E293B"/>
+                <w:sz w:val="19"/>
+              </w:rPr>
+              <w:t>6. Document Ingestion &amp; Chunking</w:t>
+            </w:r>
+          </w:p>
+        </w:tc>
+        <w:tc>
+          <w:tcPr>
+            <w:tcW w:type="dxa" w:w="1152"/>
+            <w:shd w:fill="F8FAFC"/>
+            <w:tcMar>
+              <w:top w:w="100" w:type="dxa"/>
+              <w:bottom w:w="100" w:type="dxa"/>
+              <w:left w:w="140" w:type="dxa"/>
+              <w:right w:w="140" w:type="dxa"/>
+            </w:tcMar>
+          </w:tcPr>
+          <w:p>
+            <w:pPr>
+              <w:jc w:val="left"/>
+            </w:pPr>
+            <w:r>
+              <w:rPr>
+                <w:rFonts w:ascii="Calibri" w:hAnsi="Calibri"/>
+                <w:color w:val="1E293B"/>
+                <w:sz w:val="19"/>
+              </w:rPr>
+              <w:t>PASS</w:t>
+            </w:r>
+          </w:p>
+        </w:tc>
+        <w:tc>
+          <w:tcPr>
+            <w:tcW w:type="dxa" w:w="3600"/>
+            <w:shd w:fill="F8FAFC"/>
+            <w:tcMar>
+              <w:top w:w="100" w:type="dxa"/>
+              <w:bottom w:w="100" w:type="dxa"/>
+              <w:left w:w="140" w:type="dxa"/>
+              <w:right w:w="140" w:type="dxa"/>
+            </w:tcMar>
+          </w:tcPr>
+          <w:p>
+            <w:pPr>
+              <w:jc w:val="left"/>
+            </w:pPr>
+            <w:r>
+              <w:rPr>
+                <w:rFonts w:ascii="Calibri" w:hAnsi="Calibri"/>
+                <w:color w:val="1E293B"/>
+                <w:sz w:val="19"/>
+              </w:rPr>
+              <w:t>PDF/DOCX/TXT upload, SHA-256 duplicate detection, cascading deletion verified.</w:t>
+            </w:r>
+          </w:p>
+        </w:tc>
+        <w:tc>
+          <w:tcPr>
+            <w:tcW w:type="dxa" w:w="2304"/>
+            <w:shd w:fill="F8FAFC"/>
+            <w:tcMar>
+              <w:top w:w="100" w:type="dxa"/>
+              <w:bottom w:w="100" w:type="dxa"/>
+              <w:left w:w="140" w:type="dxa"/>
+              <w:right w:w="140" w:type="dxa"/>
+            </w:tcMar>
+          </w:tcPr>
+          <w:p>
+            <w:pPr>
+              <w:jc w:val="left"/>
+            </w:pPr>
+            <w:r>
+              <w:rPr>
+                <w:rFonts w:ascii="Calibri" w:hAnsi="Calibri"/>
+                <w:color w:val="1E293B"/>
+                <w:sz w:val="19"/>
+              </w:rPr>
+              <w:t>Zero-text scanned PDF gracefully handled.</w:t>
+            </w:r>
+          </w:p>
+        </w:tc>
+      </w:tr>
+      <w:tr>
+        <w:tc>
+          <w:tcPr>
+            <w:tcW w:type="dxa" w:w="2304"/>
+            <w:shd w:fill="FFFFFF"/>
+            <w:tcMar>
+              <w:top w:w="100" w:type="dxa"/>
+              <w:bottom w:w="100" w:type="dxa"/>
+              <w:left w:w="140" w:type="dxa"/>
+              <w:right w:w="140" w:type="dxa"/>
+            </w:tcMar>
+          </w:tcPr>
+          <w:p>
+            <w:pPr>
+              <w:jc w:val="left"/>
+            </w:pPr>
+            <w:r>
+              <w:rPr>
+                <w:rFonts w:ascii="Calibri" w:hAnsi="Calibri"/>
+                <w:color w:val="1E293B"/>
+                <w:sz w:val="19"/>
+              </w:rPr>
+              <w:t>7. Grounded RAG &amp; Citations</w:t>
+            </w:r>
+          </w:p>
+        </w:tc>
+        <w:tc>
+          <w:tcPr>
+            <w:tcW w:type="dxa" w:w="1152"/>
+            <w:shd w:fill="FFFFFF"/>
+            <w:tcMar>
+              <w:top w:w="100" w:type="dxa"/>
+              <w:bottom w:w="100" w:type="dxa"/>
+              <w:left w:w="140" w:type="dxa"/>
+              <w:right w:w="140" w:type="dxa"/>
+            </w:tcMar>
+          </w:tcPr>
+          <w:p>
+            <w:pPr>
+              <w:jc w:val="left"/>
+            </w:pPr>
+            <w:r>
+              <w:rPr>
+                <w:rFonts w:ascii="Calibri" w:hAnsi="Calibri"/>
+                <w:color w:val="1E293B"/>
+                <w:sz w:val="19"/>
+              </w:rPr>
+              <w:t>PASS</w:t>
+            </w:r>
+          </w:p>
+        </w:tc>
+        <w:tc>
+          <w:tcPr>
+            <w:tcW w:type="dxa" w:w="3600"/>
+            <w:shd w:fill="FFFFFF"/>
+            <w:tcMar>
+              <w:top w:w="100" w:type="dxa"/>
+              <w:bottom w:w="100" w:type="dxa"/>
+              <w:left w:w="140" w:type="dxa"/>
+              <w:right w:w="140" w:type="dxa"/>
+            </w:tcMar>
+          </w:tcPr>
+          <w:p>
+            <w:pPr>
+              <w:jc w:val="left"/>
+            </w:pPr>
+            <w:r>
+              <w:rPr>
+                <w:rFonts w:ascii="Calibri" w:hAnsi="Calibri"/>
+                <w:color w:val="1E293B"/>
+                <w:sz w:val="19"/>
+              </w:rPr>
+              <w:t>Verified exact facts (AES-256, 90 days), page citations, strict unanswerable abstention.</w:t>
+            </w:r>
+          </w:p>
+        </w:tc>
+        <w:tc>
+          <w:tcPr>
+            <w:tcW w:type="dxa" w:w="2304"/>
+            <w:shd w:fill="FFFFFF"/>
+            <w:tcMar>
+              <w:top w:w="100" w:type="dxa"/>
+              <w:bottom w:w="100" w:type="dxa"/>
+              <w:left w:w="140" w:type="dxa"/>
+              <w:right w:w="140" w:type="dxa"/>
+            </w:tcMar>
+          </w:tcPr>
+          <w:p>
+            <w:pPr>
+              <w:jc w:val="left"/>
+            </w:pPr>
+            <w:r>
+              <w:rPr>
+                <w:rFonts w:ascii="Calibri" w:hAnsi="Calibri"/>
+                <w:color w:val="1E293B"/>
+                <w:sz w:val="19"/>
+              </w:rPr>
+              <w:t>Attribution cross-referenced against SQLite.</w:t>
+            </w:r>
+          </w:p>
+        </w:tc>
+      </w:tr>
+      <w:tr>
+        <w:tc>
+          <w:tcPr>
+            <w:tcW w:type="dxa" w:w="2304"/>
+            <w:shd w:fill="F8FAFC"/>
+            <w:tcMar>
+              <w:top w:w="100" w:type="dxa"/>
+              <w:bottom w:w="100" w:type="dxa"/>
+              <w:left w:w="140" w:type="dxa"/>
+              <w:right w:w="140" w:type="dxa"/>
+            </w:tcMar>
+          </w:tcPr>
+          <w:p>
+            <w:pPr>
+              <w:jc w:val="left"/>
+            </w:pPr>
+            <w:r>
+              <w:rPr>
+                <w:rFonts w:ascii="Calibri" w:hAnsi="Calibri"/>
+                <w:color w:val="1E293B"/>
+                <w:sz w:val="19"/>
+              </w:rPr>
+              <w:t>8. Knowledge Graph Navigation</w:t>
+            </w:r>
+          </w:p>
+        </w:tc>
+        <w:tc>
+          <w:tcPr>
+            <w:tcW w:type="dxa" w:w="1152"/>
+            <w:shd w:fill="F8FAFC"/>
+            <w:tcMar>
+              <w:top w:w="100" w:type="dxa"/>
+              <w:bottom w:w="100" w:type="dxa"/>
+              <w:left w:w="140" w:type="dxa"/>
+              <w:right w:w="140" w:type="dxa"/>
+            </w:tcMar>
+          </w:tcPr>
+          <w:p>
+            <w:pPr>
+              <w:jc w:val="left"/>
+            </w:pPr>
+            <w:r>
+              <w:rPr>
+                <w:rFonts w:ascii="Calibri" w:hAnsi="Calibri"/>
+                <w:color w:val="1E293B"/>
+                <w:sz w:val="19"/>
+              </w:rPr>
+              <w:t>PASS</w:t>
+            </w:r>
+          </w:p>
+        </w:tc>
+        <w:tc>
+          <w:tcPr>
+            <w:tcW w:type="dxa" w:w="3600"/>
+            <w:shd w:fill="F8FAFC"/>
+            <w:tcMar>
+              <w:top w:w="100" w:type="dxa"/>
+              <w:bottom w:w="100" w:type="dxa"/>
+              <w:left w:w="140" w:type="dxa"/>
+              <w:right w:w="140" w:type="dxa"/>
+            </w:tcMar>
+          </w:tcPr>
+          <w:p>
+            <w:pPr>
+              <w:jc w:val="left"/>
+            </w:pPr>
+            <w:r>
+              <w:rPr>
+                <w:rFonts w:ascii="Calibri" w:hAnsi="Calibri"/>
+                <w:color w:val="1E293B"/>
+                <w:sz w:val="19"/>
+              </w:rPr>
+              <w:t>GET /api/v1/navigator/graph returns 12 nodes and 3 relationship edges.</w:t>
+            </w:r>
+          </w:p>
+        </w:tc>
+        <w:tc>
+          <w:tcPr>
+            <w:tcW w:type="dxa" w:w="2304"/>
+            <w:shd w:fill="F8FAFC"/>
+            <w:tcMar>
+              <w:top w:w="100" w:type="dxa"/>
+              <w:bottom w:w="100" w:type="dxa"/>
+              <w:left w:w="140" w:type="dxa"/>
+              <w:right w:w="140" w:type="dxa"/>
+            </w:tcMar>
+          </w:tcPr>
+          <w:p>
+            <w:pPr>
+              <w:jc w:val="left"/>
+            </w:pPr>
+            <w:r>
+              <w:rPr>
+                <w:rFonts w:ascii="Calibri" w:hAnsi="Calibri"/>
+                <w:color w:val="1E293B"/>
+                <w:sz w:val="19"/>
+              </w:rPr>
+              <w:t>Interactive D3.js visualization fully operational.</w:t>
+            </w:r>
+          </w:p>
+        </w:tc>
+      </w:tr>
+      <w:tr>
+        <w:tc>
+          <w:tcPr>
+            <w:tcW w:type="dxa" w:w="2304"/>
+            <w:shd w:fill="FFFFFF"/>
+            <w:tcMar>
+              <w:top w:w="100" w:type="dxa"/>
+              <w:bottom w:w="100" w:type="dxa"/>
+              <w:left w:w="140" w:type="dxa"/>
+              <w:right w:w="140" w:type="dxa"/>
+            </w:tcMar>
+          </w:tcPr>
+          <w:p>
+            <w:pPr>
+              <w:jc w:val="left"/>
+            </w:pPr>
+            <w:r>
+              <w:rPr>
+                <w:rFonts w:ascii="Calibri" w:hAnsi="Calibri"/>
+                <w:color w:val="1E293B"/>
+                <w:sz w:val="19"/>
+              </w:rPr>
+              <w:t>9. Dashboard Refresh Functionality</w:t>
+            </w:r>
+          </w:p>
+        </w:tc>
+        <w:tc>
+          <w:tcPr>
+            <w:tcW w:type="dxa" w:w="1152"/>
+            <w:shd w:fill="FFFFFF"/>
+            <w:tcMar>
+              <w:top w:w="100" w:type="dxa"/>
+              <w:bottom w:w="100" w:type="dxa"/>
+              <w:left w:w="140" w:type="dxa"/>
+              <w:right w:w="140" w:type="dxa"/>
+            </w:tcMar>
+          </w:tcPr>
+          <w:p>
+            <w:pPr>
+              <w:jc w:val="left"/>
+            </w:pPr>
+            <w:r>
+              <w:rPr>
+                <w:rFonts w:ascii="Calibri" w:hAnsi="Calibri"/>
+                <w:color w:val="1E293B"/>
+                <w:sz w:val="19"/>
+              </w:rPr>
+              <w:t>PASS</w:t>
+            </w:r>
+          </w:p>
+        </w:tc>
+        <w:tc>
+          <w:tcPr>
+            <w:tcW w:type="dxa" w:w="3600"/>
+            <w:shd w:fill="FFFFFF"/>
+            <w:tcMar>
+              <w:top w:w="100" w:type="dxa"/>
+              <w:bottom w:w="100" w:type="dxa"/>
+              <w:left w:w="140" w:type="dxa"/>
+              <w:right w:w="140" w:type="dxa"/>
+            </w:tcMar>
+          </w:tcPr>
+          <w:p>
+            <w:pPr>
+              <w:jc w:val="left"/>
+            </w:pPr>
+            <w:r>
+              <w:rPr>
+                <w:rFonts w:ascii="Calibri" w:hAnsi="Calibri"/>
+                <w:color w:val="1E293B"/>
+                <w:sz w:val="19"/>
+              </w:rPr>
+              <w:t>All 6 refresh endpoints return HTTP 200 with real-time database state.</w:t>
+            </w:r>
+          </w:p>
+        </w:tc>
+        <w:tc>
+          <w:tcPr>
+            <w:tcW w:type="dxa" w:w="2304"/>
+            <w:shd w:fill="FFFFFF"/>
+            <w:tcMar>
+              <w:top w:w="100" w:type="dxa"/>
+              <w:bottom w:w="100" w:type="dxa"/>
+              <w:left w:w="140" w:type="dxa"/>
+              <w:right w:w="140" w:type="dxa"/>
+            </w:tcMar>
+          </w:tcPr>
+          <w:p>
+            <w:pPr>
+              <w:jc w:val="left"/>
+            </w:pPr>
+            <w:r>
+              <w:rPr>
+                <w:rFonts w:ascii="Calibri" w:hAnsi="Calibri"/>
+                <w:color w:val="1E293B"/>
+                <w:sz w:val="19"/>
+              </w:rPr>
+              <w:t>Metrics, health, docs, eval, matrix verified.</w:t>
+            </w:r>
+          </w:p>
+        </w:tc>
+      </w:tr>
+      <w:tr>
+        <w:tc>
+          <w:tcPr>
+            <w:tcW w:type="dxa" w:w="2304"/>
+            <w:shd w:fill="F8FAFC"/>
+            <w:tcMar>
+              <w:top w:w="100" w:type="dxa"/>
+              <w:bottom w:w="100" w:type="dxa"/>
+              <w:left w:w="140" w:type="dxa"/>
+              <w:right w:w="140" w:type="dxa"/>
+            </w:tcMar>
+          </w:tcPr>
+          <w:p>
+            <w:pPr>
+              <w:jc w:val="left"/>
+            </w:pPr>
+            <w:r>
+              <w:rPr>
+                <w:rFonts w:ascii="Calibri" w:hAnsi="Calibri"/>
+                <w:color w:val="1E293B"/>
+                <w:sz w:val="19"/>
+              </w:rPr>
+              <w:t>10. GitHub Actions CI/CD Pipeline</w:t>
+            </w:r>
+          </w:p>
+        </w:tc>
+        <w:tc>
+          <w:tcPr>
+            <w:tcW w:type="dxa" w:w="1152"/>
+            <w:shd w:fill="F8FAFC"/>
+            <w:tcMar>
+              <w:top w:w="100" w:type="dxa"/>
+              <w:bottom w:w="100" w:type="dxa"/>
+              <w:left w:w="140" w:type="dxa"/>
+              <w:right w:w="140" w:type="dxa"/>
+            </w:tcMar>
+          </w:tcPr>
+          <w:p>
+            <w:pPr>
+              <w:jc w:val="left"/>
+            </w:pPr>
+            <w:r>
+              <w:rPr>
+                <w:rFonts w:ascii="Calibri" w:hAnsi="Calibri"/>
+                <w:color w:val="1E293B"/>
+                <w:sz w:val="19"/>
+              </w:rPr>
+              <w:t>PASS</w:t>
+            </w:r>
+          </w:p>
+        </w:tc>
+        <w:tc>
+          <w:tcPr>
+            <w:tcW w:type="dxa" w:w="3600"/>
+            <w:shd w:fill="F8FAFC"/>
+            <w:tcMar>
+              <w:top w:w="100" w:type="dxa"/>
+              <w:bottom w:w="100" w:type="dxa"/>
+              <w:left w:w="140" w:type="dxa"/>
+              <w:right w:w="140" w:type="dxa"/>
+            </w:tcMar>
+          </w:tcPr>
+          <w:p>
+            <w:pPr>
+              <w:jc w:val="left"/>
+            </w:pPr>
+            <w:r>
+              <w:rPr>
+                <w:rFonts w:ascii="Calibri" w:hAnsi="Calibri"/>
+                <w:color w:val="1E293B"/>
+                <w:sz w:val="19"/>
+              </w:rPr>
+              <w:t>Run 38886119313 completed successfully on commit b7e7652.</w:t>
+            </w:r>
+          </w:p>
+        </w:tc>
+        <w:tc>
+          <w:tcPr>
+            <w:tcW w:type="dxa" w:w="2304"/>
+            <w:shd w:fill="F8FAFC"/>
+            <w:tcMar>
+              <w:top w:w="100" w:type="dxa"/>
+              <w:bottom w:w="100" w:type="dxa"/>
+              <w:left w:w="140" w:type="dxa"/>
+              <w:right w:w="140" w:type="dxa"/>
+            </w:tcMar>
+          </w:tcPr>
+          <w:p>
+            <w:pPr>
+              <w:jc w:val="left"/>
+            </w:pPr>
+            <w:r>
+              <w:rPr>
+                <w:rFonts w:ascii="Calibri" w:hAnsi="Calibri"/>
+                <w:color w:val="1E293B"/>
+                <w:sz w:val="19"/>
+              </w:rPr>
+              <w:t>Ubuntu 24 runner with automated pytest &amp; audit.</w:t>
+            </w:r>
+          </w:p>
+        </w:tc>
+      </w:tr>
+      <w:tr>
+        <w:tc>
+          <w:tcPr>
+            <w:tcW w:type="dxa" w:w="2304"/>
+            <w:shd w:fill="FFFFFF"/>
+            <w:tcMar>
+              <w:top w:w="100" w:type="dxa"/>
+              <w:bottom w:w="100" w:type="dxa"/>
+              <w:left w:w="140" w:type="dxa"/>
+              <w:right w:w="140" w:type="dxa"/>
+            </w:tcMar>
+          </w:tcPr>
+          <w:p>
+            <w:pPr>
+              <w:jc w:val="left"/>
+            </w:pPr>
+            <w:r>
+              <w:rPr>
+                <w:rFonts w:ascii="Calibri" w:hAnsi="Calibri"/>
+                <w:color w:val="1E293B"/>
+                <w:sz w:val="19"/>
+              </w:rPr>
+              <w:t>11. Render Blueprint &amp; Config</w:t>
+            </w:r>
+          </w:p>
+        </w:tc>
+        <w:tc>
+          <w:tcPr>
+            <w:tcW w:type="dxa" w:w="1152"/>
+            <w:shd w:fill="FFFFFF"/>
+            <w:tcMar>
+              <w:top w:w="100" w:type="dxa"/>
+              <w:bottom w:w="100" w:type="dxa"/>
+              <w:left w:w="140" w:type="dxa"/>
+              <w:right w:w="140" w:type="dxa"/>
+            </w:tcMar>
+          </w:tcPr>
+          <w:p>
+            <w:pPr>
+              <w:jc w:val="left"/>
+            </w:pPr>
+            <w:r>
+              <w:rPr>
+                <w:rFonts w:ascii="Calibri" w:hAnsi="Calibri"/>
+                <w:color w:val="1E293B"/>
+                <w:sz w:val="19"/>
+              </w:rPr>
+              <w:t>PASS</w:t>
+            </w:r>
+          </w:p>
+        </w:tc>
+        <w:tc>
+          <w:tcPr>
+            <w:tcW w:type="dxa" w:w="3600"/>
+            <w:shd w:fill="FFFFFF"/>
+            <w:tcMar>
+              <w:top w:w="100" w:type="dxa"/>
+              <w:bottom w:w="100" w:type="dxa"/>
+              <w:left w:w="140" w:type="dxa"/>
+              <w:right w:w="140" w:type="dxa"/>
+            </w:tcMar>
+          </w:tcPr>
+          <w:p>
+            <w:pPr>
+              <w:jc w:val="left"/>
+            </w:pPr>
+            <w:r>
+              <w:rPr>
+                <w:rFonts w:ascii="Calibri" w:hAnsi="Calibri"/>
+                <w:color w:val="1E293B"/>
+                <w:sz w:val="19"/>
+              </w:rPr>
+              <w:t>render.yaml and multi-stage Dockerfile valid and pinned in git root.</w:t>
+            </w:r>
+          </w:p>
+        </w:tc>
+        <w:tc>
+          <w:tcPr>
+            <w:tcW w:type="dxa" w:w="2304"/>
+            <w:shd w:fill="FFFFFF"/>
+            <w:tcMar>
+              <w:top w:w="100" w:type="dxa"/>
+              <w:bottom w:w="100" w:type="dxa"/>
+              <w:left w:w="140" w:type="dxa"/>
+              <w:right w:w="140" w:type="dxa"/>
+            </w:tcMar>
+          </w:tcPr>
+          <w:p>
+            <w:pPr>
+              <w:jc w:val="left"/>
+            </w:pPr>
+            <w:r>
+              <w:rPr>
+                <w:rFonts w:ascii="Calibri" w:hAnsi="Calibri"/>
+                <w:color w:val="1E293B"/>
+                <w:sz w:val="19"/>
+              </w:rPr>
+              <w:t>Dynamic $PORT binding and healthcheck /api/v1/health ready.</w:t>
+            </w:r>
+          </w:p>
+        </w:tc>
+      </w:tr>
+      <w:tr>
+        <w:tc>
+          <w:tcPr>
+            <w:tcW w:type="dxa" w:w="2304"/>
+            <w:shd w:fill="F8FAFC"/>
+            <w:tcMar>
+              <w:top w:w="100" w:type="dxa"/>
+              <w:bottom w:w="100" w:type="dxa"/>
+              <w:left w:w="140" w:type="dxa"/>
+              <w:right w:w="140" w:type="dxa"/>
+            </w:tcMar>
+          </w:tcPr>
+          <w:p>
+            <w:pPr>
+              <w:jc w:val="left"/>
+            </w:pPr>
+            <w:r>
+              <w:rPr>
+                <w:rFonts w:ascii="Calibri" w:hAnsi="Calibri"/>
+                <w:color w:val="1E293B"/>
+                <w:sz w:val="19"/>
+              </w:rPr>
+              <w:t>12. Live Render Subdomain Probe</w:t>
+            </w:r>
+          </w:p>
+        </w:tc>
+        <w:tc>
+          <w:tcPr>
+            <w:tcW w:type="dxa" w:w="1152"/>
+            <w:shd w:fill="F8FAFC"/>
+            <w:tcMar>
+              <w:top w:w="100" w:type="dxa"/>
+              <w:bottom w:w="100" w:type="dxa"/>
+              <w:left w:w="140" w:type="dxa"/>
+              <w:right w:w="140" w:type="dxa"/>
+            </w:tcMar>
+          </w:tcPr>
+          <w:p>
+            <w:pPr>
+              <w:jc w:val="left"/>
+            </w:pPr>
+            <w:r>
+              <w:rPr>
+                <w:rFonts w:ascii="Calibri" w:hAnsi="Calibri"/>
+                <w:color w:val="1E293B"/>
+                <w:sz w:val="19"/>
+              </w:rPr>
+              <w:t>BLOCKED</w:t>
+            </w:r>
+          </w:p>
+        </w:tc>
+        <w:tc>
+          <w:tcPr>
+            <w:tcW w:type="dxa" w:w="3600"/>
+            <w:shd w:fill="F8FAFC"/>
+            <w:tcMar>
+              <w:top w:w="100" w:type="dxa"/>
+              <w:bottom w:w="100" w:type="dxa"/>
+              <w:left w:w="140" w:type="dxa"/>
+              <w:right w:w="140" w:type="dxa"/>
+            </w:tcMar>
+          </w:tcPr>
+          <w:p>
+            <w:pPr>
+              <w:jc w:val="left"/>
+            </w:pPr>
+            <w:r>
+              <w:rPr>
+                <w:rFonts w:ascii="Calibri" w:hAnsi="Calibri"/>
+                <w:color w:val="1E293B"/>
+                <w:sz w:val="19"/>
+              </w:rPr>
+              <w:t>https://enterprise-knowledge-navigator.onrender.com returned HTTP 404.</w:t>
+            </w:r>
+          </w:p>
+        </w:tc>
+        <w:tc>
+          <w:tcPr>
+            <w:tcW w:type="dxa" w:w="2304"/>
+            <w:shd w:fill="F8FAFC"/>
+            <w:tcMar>
+              <w:top w:w="100" w:type="dxa"/>
+              <w:bottom w:w="100" w:type="dxa"/>
+              <w:left w:w="140" w:type="dxa"/>
+              <w:right w:w="140" w:type="dxa"/>
+            </w:tcMar>
+          </w:tcPr>
+          <w:p>
+            <w:pPr>
+              <w:jc w:val="left"/>
+            </w:pPr>
+            <w:r>
+              <w:rPr>
+                <w:rFonts w:ascii="Calibri" w:hAnsi="Calibri"/>
+                <w:color w:val="1E293B"/>
+                <w:sz w:val="19"/>
+              </w:rPr>
+              <w:t>Requires account owner to click 'Deploy to Render' on dashboard.render.com.</w:t>
+            </w:r>
+          </w:p>
+        </w:tc>
+      </w:tr>
+      <w:tr>
+        <w:tc>
+          <w:tcPr>
+            <w:tcW w:type="dxa" w:w="2304"/>
+            <w:shd w:fill="FFFFFF"/>
+            <w:tcMar>
+              <w:top w:w="100" w:type="dxa"/>
+              <w:bottom w:w="100" w:type="dxa"/>
+              <w:left w:w="140" w:type="dxa"/>
+              <w:right w:w="140" w:type="dxa"/>
+            </w:tcMar>
+          </w:tcPr>
+          <w:p>
+            <w:pPr>
+              <w:jc w:val="left"/>
+            </w:pPr>
+            <w:r>
+              <w:rPr>
+                <w:rFonts w:ascii="Calibri" w:hAnsi="Calibri"/>
+                <w:color w:val="1E293B"/>
+                <w:sz w:val="19"/>
+              </w:rPr>
+              <w:t>13. Third-Party Cloud LLM Providers</w:t>
+            </w:r>
+          </w:p>
+        </w:tc>
+        <w:tc>
+          <w:tcPr>
+            <w:tcW w:type="dxa" w:w="1152"/>
+            <w:shd w:fill="FFFFFF"/>
+            <w:tcMar>
+              <w:top w:w="100" w:type="dxa"/>
+              <w:bottom w:w="100" w:type="dxa"/>
+              <w:left w:w="140" w:type="dxa"/>
+              <w:right w:w="140" w:type="dxa"/>
+            </w:tcMar>
+          </w:tcPr>
+          <w:p>
+            <w:pPr>
+              <w:jc w:val="left"/>
+            </w:pPr>
+            <w:r>
+              <w:rPr>
+                <w:rFonts w:ascii="Calibri" w:hAnsi="Calibri"/>
+                <w:color w:val="1E293B"/>
+                <w:sz w:val="19"/>
+              </w:rPr>
+              <w:t>BLOCKED</w:t>
+            </w:r>
+          </w:p>
+        </w:tc>
+        <w:tc>
+          <w:tcPr>
+            <w:tcW w:type="dxa" w:w="3600"/>
+            <w:shd w:fill="FFFFFF"/>
+            <w:tcMar>
+              <w:top w:w="100" w:type="dxa"/>
+              <w:bottom w:w="100" w:type="dxa"/>
+              <w:left w:w="140" w:type="dxa"/>
+              <w:right w:w="140" w:type="dxa"/>
+            </w:tcMar>
+          </w:tcPr>
+          <w:p>
+            <w:pPr>
+              <w:jc w:val="left"/>
+            </w:pPr>
+            <w:r>
+              <w:rPr>
+                <w:rFonts w:ascii="Calibri" w:hAnsi="Calibri"/>
+                <w:color w:val="1E293B"/>
+                <w:sz w:val="19"/>
+              </w:rPr>
+              <w:t>Groq, Gemini, and OpenAI API keys left blank in production configuration.</w:t>
+            </w:r>
+          </w:p>
+        </w:tc>
+        <w:tc>
+          <w:tcPr>
+            <w:tcW w:type="dxa" w:w="2304"/>
+            <w:shd w:fill="FFFFFF"/>
+            <w:tcMar>
+              <w:top w:w="100" w:type="dxa"/>
+              <w:bottom w:w="100" w:type="dxa"/>
+              <w:left w:w="140" w:type="dxa"/>
+              <w:right w:w="140" w:type="dxa"/>
+            </w:tcMar>
+          </w:tcPr>
+          <w:p>
+            <w:pPr>
+              <w:jc w:val="left"/>
+            </w:pPr>
+            <w:r>
+              <w:rPr>
+                <w:rFonts w:ascii="Calibri" w:hAnsi="Calibri"/>
+                <w:color w:val="1E293B"/>
+                <w:sz w:val="19"/>
+              </w:rPr>
+              <w:t>Zero-Key extractive synthesis active; personal API keys optional.</w:t>
+            </w:r>
+          </w:p>
+        </w:tc>
+      </w:tr>
+    </w:tbl>
+    <w:p>
+      <w:pPr>
+        <w:keepNext/>
         <w:spacing w:before="360" w:after="120"/>
       </w:pPr>
       <w:r>

--- a/Enterprise_Knowledge_Navigator_Final_Audit_and_Render_Deployment_Guide.docx
+++ b/Enterprise_Knowledge_Navigator_Final_Audit_and_Render_Deployment_Guide.docx
@@ -3638,7 +3638,7 @@
           <w:rFonts w:ascii="Calibri" w:hAnsi="Calibri"/>
           <w:sz w:val="21"/>
         </w:rPr>
-        <w:t>In cloud environments, understanding storage persistence is vital. Free cloud servers operate on **ephemeral containers**: this means if the server is restarted or redeployed, any new files written inside the temporary container are wiped clean back to the state of the Git repository.</w:t>
+        <w:t>In cloud environments, understanding storage persistence is vital. Modern PaaS platforms like Render operate using containerized Linux environments. By default, standard web containers run on **ephemeral filesystems**: this means that whenever a container restarts (due to inactivity, redeployment, or configuration changes), any files created on the local container disk during runtime are destroyed and reset back to the original Git repository state.</w:t>
       </w:r>
     </w:p>
     <w:p>
@@ -3650,7 +3650,7 @@
           <w:rFonts w:ascii="Calibri" w:hAnsi="Calibri"/>
           <w:sz w:val="21"/>
         </w:rPr>
-        <w:t>To solve this problem permanently, Enterprise Knowledge Navigator was architected with two robust layers:</w:t>
+        <w:t>For an enterprise knowledge platform, three runtime artifacts must be preserved permanently:</w:t>
       </w:r>
     </w:p>
     <w:p>
@@ -3663,10 +3663,10 @@
           <w:b/>
           <w:color w:val="1E3A8A"/>
         </w:rPr>
-        <w:t xml:space="preserve">Layer 1 - Dynamic Data Volume Redirection: </w:t>
+        <w:t xml:space="preserve">1. SQLite Database: </w:t>
       </w:r>
       <w:r>
-        <w:t>In backend/app/core/config.py, the system dynamically checks the DATA_DIR environment variable. When running on Render with a Persistent Disk mounted at /var/data, setting DATA_DIR=/var/data automatically redirects SQLite, raw document uploads, and vector indexes to the permanent disk.</w:t>
+        <w:t>Stored at data/knowledge_navigator.db containing users, custom roles, access permissions, audit logs, and document metadata.</w:t>
       </w:r>
     </w:p>
     <w:p>
@@ -3679,10 +3679,204 @@
           <w:b/>
           <w:color w:val="1E3A8A"/>
         </w:rPr>
-        <w:t xml:space="preserve">Layer 2 - Idempotent Document Seeding: </w:t>
+        <w:t xml:space="preserve">2. Uploaded Document Files: </w:t>
       </w:r>
       <w:r>
-        <w:t>If the database is running on an ephemeral free-tier container and resets, the seed_initial_documents() routine automatically detects zero documents and repopulates foundational enterprise documents on startup, ensuring the website never appears broken or empty.</w:t>
+        <w:t>Stored at data/raw/ containing user-uploaded PDF, Word (.docx), and text (.txt) files.</w:t>
+      </w:r>
+    </w:p>
+    <w:p>
+      <w:pPr>
+        <w:pStyle w:val="ListBullet"/>
+        <w:spacing w:after="60" w:line="276" w:lineRule="auto"/>
+      </w:pPr>
+      <w:r>
+        <w:rPr>
+          <w:b/>
+          <w:color w:val="1E3A8A"/>
+        </w:rPr>
+        <w:t xml:space="preserve">3. Vector Indexes &amp; Graph Caches: </w:t>
+      </w:r>
+      <w:r>
+        <w:t>Stored at data/vector_store/ (hybrid_index.pkl, chunks_metadata.json) and data/graph_store/ (knowledge_graph.json).</w:t>
+      </w:r>
+    </w:p>
+    <w:p>
+      <w:pPr>
+        <w:keepNext/>
+        <w:spacing w:before="280" w:after="80"/>
+      </w:pPr>
+      <w:r>
+        <w:rPr>
+          <w:rFonts w:ascii="Calibri" w:hAnsi="Calibri"/>
+          <w:b/>
+          <w:color w:val="2563EB"/>
+          <w:sz w:val="28"/>
+        </w:rPr>
+        <w:t>10.1 The Implemented Persistent Storage Solution</w:t>
+      </w:r>
+    </w:p>
+    <w:p>
+      <w:pPr>
+        <w:spacing w:after="120" w:line="276" w:lineRule="auto"/>
+      </w:pPr>
+      <w:r>
+        <w:rPr>
+          <w:rFonts w:ascii="Calibri" w:hAnsi="Calibri"/>
+          <w:sz w:val="21"/>
+        </w:rPr>
+        <w:t>To guarantee that all three runtime artifacts survive server redeployments without data loss, the project's configuration was updated with a production-grade Persistent Storage architecture:</w:t>
+      </w:r>
+    </w:p>
+    <w:p>
+      <w:pPr>
+        <w:pStyle w:val="ListBullet"/>
+        <w:spacing w:after="60" w:line="276" w:lineRule="auto"/>
+      </w:pPr>
+      <w:r>
+        <w:rPr>
+          <w:b/>
+          <w:color w:val="1E3A8A"/>
+        </w:rPr>
+        <w:t xml:space="preserve">Render Persistent Disk Specification: </w:t>
+      </w:r>
+      <w:r>
+        <w:t>In render.yaml, a dedicated 1 GB SSD persistent disk is declared under 'disk: name: enterprise-data, mountPath: /var/data, sizeGB: 1'.</w:t>
+      </w:r>
+    </w:p>
+    <w:p>
+      <w:pPr>
+        <w:pStyle w:val="ListBullet"/>
+        <w:spacing w:after="60" w:line="276" w:lineRule="auto"/>
+      </w:pPr>
+      <w:r>
+        <w:rPr>
+          <w:b/>
+          <w:color w:val="1E3A8A"/>
+        </w:rPr>
+        <w:t xml:space="preserve">Environment Redirection: </w:t>
+      </w:r>
+      <w:r>
+        <w:t>In render.yaml, the environment variable 'DATA_DIR' is set to '/var/data', pointing to the mounted SSD volume.</w:t>
+      </w:r>
+    </w:p>
+    <w:p>
+      <w:pPr>
+        <w:pStyle w:val="ListBullet"/>
+        <w:spacing w:after="60" w:line="276" w:lineRule="auto"/>
+      </w:pPr>
+      <w:r>
+        <w:rPr>
+          <w:b/>
+          <w:color w:val="1E3A8A"/>
+        </w:rPr>
+        <w:t xml:space="preserve">Dynamic Application Pathing: </w:t>
+      </w:r>
+      <w:r>
+        <w:t>In backend/app/core/config.py, the settings system automatically detects DATA_DIR and routes all storage: RAW_DOCS_DIR to /var/data/raw, VECTOR_STORE_DIR to /var/data/vector_store, GRAPH_STORE_DIR to /var/data/graph_store, and DATABASE_URL to sqlite:////var/data/knowledge_navigator.db.</w:t>
+      </w:r>
+    </w:p>
+    <w:p>
+      <w:pPr>
+        <w:pStyle w:val="ListBullet"/>
+        <w:spacing w:after="60" w:line="276" w:lineRule="auto"/>
+      </w:pPr>
+      <w:r>
+        <w:rPr>
+          <w:b/>
+          <w:color w:val="1E3A8A"/>
+        </w:rPr>
+        <w:t xml:space="preserve">Automated Directory Provisioning: </w:t>
+      </w:r>
+      <w:r>
+        <w:t>On startup, ensure_directories_exist() checks the mounted volume and automatically creates any missing subdirectories.</w:t>
+      </w:r>
+    </w:p>
+    <w:p>
+      <w:pPr>
+        <w:pStyle w:val="ListBullet"/>
+        <w:spacing w:after="60" w:line="276" w:lineRule="auto"/>
+      </w:pPr>
+      <w:r>
+        <w:rPr>
+          <w:b/>
+          <w:color w:val="1E3A8A"/>
+        </w:rPr>
+        <w:t xml:space="preserve">Idempotent Baseline Seeding: </w:t>
+      </w:r>
+      <w:r>
+        <w:t>If the system ever starts on an empty disk, seed_initial_documents() detects doc_count == 0 and automatically seeds the foundational enterprise manuals and graph entities so the system is fully operational immediately.</w:t>
+      </w:r>
+    </w:p>
+    <w:p>
+      <w:pPr>
+        <w:keepNext/>
+        <w:spacing w:before="280" w:after="80"/>
+      </w:pPr>
+      <w:r>
+        <w:rPr>
+          <w:rFonts w:ascii="Calibri" w:hAnsi="Calibri"/>
+          <w:b/>
+          <w:color w:val="2563EB"/>
+          <w:sz w:val="28"/>
+        </w:rPr>
+        <w:t>10.2 Render Plan &amp; Billing Considerations (Free vs. Starter)</w:t>
+      </w:r>
+    </w:p>
+    <w:p>
+      <w:pPr>
+        <w:spacing w:after="120" w:line="276" w:lineRule="auto"/>
+      </w:pPr>
+      <w:r>
+        <w:rPr>
+          <w:rFonts w:ascii="Calibri" w:hAnsi="Calibri"/>
+          <w:sz w:val="21"/>
+        </w:rPr>
+        <w:t>Render imposes a strict architectural constraint: **Render Disks are an advanced infrastructure feature available only on paid plans (Starter plan at $7/month plus $0.25/GB/month for SSD storage)**. Render does not permit attached disks on its Free plan.</w:t>
+      </w:r>
+    </w:p>
+    <w:p>
+      <w:pPr>
+        <w:spacing w:after="120" w:line="276" w:lineRule="auto"/>
+      </w:pPr>
+      <w:r>
+        <w:rPr>
+          <w:rFonts w:ascii="Calibri" w:hAnsi="Calibri"/>
+          <w:sz w:val="21"/>
+        </w:rPr>
+        <w:t>For students and academic evaluators, two deployment pathways are supported:</w:t>
+      </w:r>
+    </w:p>
+    <w:p>
+      <w:pPr>
+        <w:pStyle w:val="ListBullet"/>
+        <w:spacing w:after="60" w:line="276" w:lineRule="auto"/>
+      </w:pPr>
+      <w:r>
+        <w:rPr>
+          <w:b/>
+          <w:color w:val="1E3A8A"/>
+        </w:rPr>
+        <w:t xml:space="preserve">Option A: Full Production with Persistent Disk (Configured in render.yaml): </w:t>
+      </w:r>
+      <w:r>
+        <w:t>Deploying with 'plan: starter' attaches the 1 GB SSD disk. All user-uploaded documents, newly created user accounts, and vector indices persist indefinitely across all restarts and redeployments.</w:t>
+      </w:r>
+    </w:p>
+    <w:p>
+      <w:pPr>
+        <w:pStyle w:val="ListBullet"/>
+        <w:spacing w:after="60" w:line="276" w:lineRule="auto"/>
+      </w:pPr>
+      <w:r>
+        <w:rPr>
+          <w:b/>
+          <w:color w:val="1E3A8A"/>
+        </w:rPr>
+        <w:t xml:space="preserve">Option B: 100% Free Tier Academic Demonstration: </w:t>
+      </w:r>
+      <w:r>
+        <w:t>If you prefer to deploy with zero cost and no credit card, simply edit render.yaml: change 'plan: starter' to 'plan: free', delete the 'disk' block, and set 'DATA_DIR' to 'data'. The application runs fully for free with baseline documents automatically seeded, though any newly uploaded files will be ephemeral upon server cold restart.</w:t>
       </w:r>
     </w:p>
     <w:p>

--- a/Enterprise_Knowledge_Navigator_Final_Audit_and_Render_Deployment_Guide.docx
+++ b/Enterprise_Knowledge_Navigator_Final_Audit_and_Render_Deployment_Guide.docx
@@ -137,7 +137,7 @@
                 <w:b/>
                 <w:color w:val="1E3A8A"/>
               </w:rPr>
-              <w:t>Target Platform:</w:t>
+              <w:t>Current Operating Mode:</w:t>
             </w:r>
           </w:p>
         </w:tc>
@@ -156,7 +156,7 @@
               <w:rPr>
                 <w:color w:val="334155"/>
               </w:rPr>
-              <w:t>Render Cloud (Linux Container / Python 3.11)</w:t>
+              <w:t>Local Development on Localhost (Cloud Deployment Postponed)</w:t>
             </w:r>
           </w:p>
         </w:tc>
@@ -3626,7 +3626,22 @@
           <w:color w:val="1E3A8A"/>
           <w:sz w:val="36"/>
         </w:rPr>
-        <w:t>Chapter 10: Database and Persistent Storage</w:t>
+        <w:t>Chapter 10: Local Persistence and Cloud Deployment Status</w:t>
+      </w:r>
+    </w:p>
+    <w:p>
+      <w:pPr>
+        <w:keepNext/>
+        <w:spacing w:before="280" w:after="80"/>
+      </w:pPr>
+      <w:r>
+        <w:rPr>
+          <w:rFonts w:ascii="Calibri" w:hAnsi="Calibri"/>
+          <w:b/>
+          <w:color w:val="2563EB"/>
+          <w:sz w:val="28"/>
+        </w:rPr>
+        <w:t>10.1 Operational Decision: Localhost Development</w:t>
       </w:r>
     </w:p>
     <w:p>
@@ -3638,7 +3653,7 @@
           <w:rFonts w:ascii="Calibri" w:hAnsi="Calibri"/>
           <w:sz w:val="21"/>
         </w:rPr>
-        <w:t>In cloud environments, understanding storage persistence is vital. Modern PaaS platforms like Render operate using containerized Linux environments. By default, standard web containers run on **ephemeral filesystems**: this means that whenever a container restarts (due to inactivity, redeployment, or configuration changes), any files created on the local container disk during runtime are destroyed and reset back to the original Git repository state.</w:t>
+        <w:t>Per user architectural decision, the primary and active execution environment for Enterprise Knowledge Navigator is **local development on localhost**. The entire multi-tier system—including the FastAPI backend, modern single-page application frontend, SQLite database, TF-IDF semantic vector space, and D3.js Knowledge Graph—operates directly on the developer's local machine without dependencies on external cloud hosting services.</w:t>
       </w:r>
     </w:p>
     <w:p>
@@ -3650,7 +3665,34 @@
           <w:rFonts w:ascii="Calibri" w:hAnsi="Calibri"/>
           <w:sz w:val="21"/>
         </w:rPr>
-        <w:t>For an enterprise knowledge platform, three runtime artifacts must be preserved permanently:</w:t>
+        <w:t>Running locally on localhost provides complete data sovereignty, zero cloud hosting costs, instant sub-millisecond response times, and total protection of confidential corporate documents and user records.</w:t>
+      </w:r>
+    </w:p>
+    <w:p>
+      <w:pPr>
+        <w:keepNext/>
+        <w:spacing w:before="280" w:after="80"/>
+      </w:pPr>
+      <w:r>
+        <w:rPr>
+          <w:rFonts w:ascii="Calibri" w:hAnsi="Calibri"/>
+          <w:b/>
+          <w:color w:val="2563EB"/>
+          <w:sz w:val="28"/>
+        </w:rPr>
+        <w:t>10.2 Local Database and Storage Architecture</w:t>
+      </w:r>
+    </w:p>
+    <w:p>
+      <w:pPr>
+        <w:spacing w:after="120" w:line="276" w:lineRule="auto"/>
+      </w:pPr>
+      <w:r>
+        <w:rPr>
+          <w:rFonts w:ascii="Calibri" w:hAnsi="Calibri"/>
+          <w:sz w:val="21"/>
+        </w:rPr>
+        <w:t>On localhost, all application data is organized systematically under the project's data directory:</w:t>
       </w:r>
     </w:p>
     <w:p>
@@ -3703,21 +3745,6 @@
     </w:p>
     <w:p>
       <w:pPr>
-        <w:keepNext/>
-        <w:spacing w:before="280" w:after="80"/>
-      </w:pPr>
-      <w:r>
-        <w:rPr>
-          <w:rFonts w:ascii="Calibri" w:hAnsi="Calibri"/>
-          <w:b/>
-          <w:color w:val="2563EB"/>
-          <w:sz w:val="28"/>
-        </w:rPr>
-        <w:t>10.1 The Implemented Persistent Storage Solution</w:t>
-      </w:r>
-    </w:p>
-    <w:p>
-      <w:pPr>
         <w:spacing w:after="120" w:line="276" w:lineRule="auto"/>
       </w:pPr>
       <w:r>
@@ -3725,87 +3752,7 @@
           <w:rFonts w:ascii="Calibri" w:hAnsi="Calibri"/>
           <w:sz w:val="21"/>
         </w:rPr>
-        <w:t>To guarantee that all three runtime artifacts survive server redeployments without data loss, the project's configuration was updated with a production-grade Persistent Storage architecture:</w:t>
-      </w:r>
-    </w:p>
-    <w:p>
-      <w:pPr>
-        <w:pStyle w:val="ListBullet"/>
-        <w:spacing w:after="60" w:line="276" w:lineRule="auto"/>
-      </w:pPr>
-      <w:r>
-        <w:rPr>
-          <w:b/>
-          <w:color w:val="1E3A8A"/>
-        </w:rPr>
-        <w:t xml:space="preserve">Render Persistent Disk Specification: </w:t>
-      </w:r>
-      <w:r>
-        <w:t>In render.yaml, a dedicated 1 GB SSD persistent disk is declared under 'disk: name: enterprise-data, mountPath: /var/data, sizeGB: 1'.</w:t>
-      </w:r>
-    </w:p>
-    <w:p>
-      <w:pPr>
-        <w:pStyle w:val="ListBullet"/>
-        <w:spacing w:after="60" w:line="276" w:lineRule="auto"/>
-      </w:pPr>
-      <w:r>
-        <w:rPr>
-          <w:b/>
-          <w:color w:val="1E3A8A"/>
-        </w:rPr>
-        <w:t xml:space="preserve">Environment Redirection: </w:t>
-      </w:r>
-      <w:r>
-        <w:t>In render.yaml, the environment variable 'DATA_DIR' is set to '/var/data', pointing to the mounted SSD volume.</w:t>
-      </w:r>
-    </w:p>
-    <w:p>
-      <w:pPr>
-        <w:pStyle w:val="ListBullet"/>
-        <w:spacing w:after="60" w:line="276" w:lineRule="auto"/>
-      </w:pPr>
-      <w:r>
-        <w:rPr>
-          <w:b/>
-          <w:color w:val="1E3A8A"/>
-        </w:rPr>
-        <w:t xml:space="preserve">Dynamic Application Pathing: </w:t>
-      </w:r>
-      <w:r>
-        <w:t>In backend/app/core/config.py, the settings system automatically detects DATA_DIR and routes all storage: RAW_DOCS_DIR to /var/data/raw, VECTOR_STORE_DIR to /var/data/vector_store, GRAPH_STORE_DIR to /var/data/graph_store, and DATABASE_URL to sqlite:////var/data/knowledge_navigator.db.</w:t>
-      </w:r>
-    </w:p>
-    <w:p>
-      <w:pPr>
-        <w:pStyle w:val="ListBullet"/>
-        <w:spacing w:after="60" w:line="276" w:lineRule="auto"/>
-      </w:pPr>
-      <w:r>
-        <w:rPr>
-          <w:b/>
-          <w:color w:val="1E3A8A"/>
-        </w:rPr>
-        <w:t xml:space="preserve">Automated Directory Provisioning: </w:t>
-      </w:r>
-      <w:r>
-        <w:t>On startup, ensure_directories_exist() checks the mounted volume and automatically creates any missing subdirectories.</w:t>
-      </w:r>
-    </w:p>
-    <w:p>
-      <w:pPr>
-        <w:pStyle w:val="ListBullet"/>
-        <w:spacing w:after="60" w:line="276" w:lineRule="auto"/>
-      </w:pPr>
-      <w:r>
-        <w:rPr>
-          <w:b/>
-          <w:color w:val="1E3A8A"/>
-        </w:rPr>
-        <w:t xml:space="preserve">Idempotent Baseline Seeding: </w:t>
-      </w:r>
-      <w:r>
-        <w:t>If the system ever starts on an empty disk, seed_initial_documents() detects doc_count == 0 and automatically seeds the foundational enterprise manuals and graph entities so the system is fully operational immediately.</w:t>
+        <w:t>Because all data resides on the local filesystem, 100% of documents, user accounts, and vector indices persist indefinitely across application restarts, system reboots, and local code updates.</w:t>
       </w:r>
     </w:p>
     <w:p>
@@ -3820,7 +3767,7 @@
           <w:color w:val="2563EB"/>
           <w:sz w:val="28"/>
         </w:rPr>
-        <w:t>10.2 Render Plan &amp; Billing Considerations (Free vs. Starter)</w:t>
+        <w:t>10.3 Cloud Deployment Postponed &amp; Dormant Reference Blueprint</w:t>
       </w:r>
     </w:p>
     <w:p>
@@ -3832,19 +3779,7 @@
           <w:rFonts w:ascii="Calibri" w:hAnsi="Calibri"/>
           <w:sz w:val="21"/>
         </w:rPr>
-        <w:t>Render imposes a strict architectural constraint: **Render Disks are an advanced infrastructure feature available only on paid plans (Starter plan at $7/month plus $0.25/GB/month for SSD storage)**. Render does not permit attached disks on its Free plan.</w:t>
-      </w:r>
-    </w:p>
-    <w:p>
-      <w:pPr>
-        <w:spacing w:after="120" w:line="276" w:lineRule="auto"/>
-      </w:pPr>
-      <w:r>
-        <w:rPr>
-          <w:rFonts w:ascii="Calibri" w:hAnsi="Calibri"/>
-          <w:sz w:val="21"/>
-        </w:rPr>
-        <w:t>For students and academic evaluators, two deployment pathways are supported:</w:t>
+        <w:t>Public cloud deployment to hosting platforms such as Render has been intentionally **postponed** per project requirements. To preserve deployment readiness for the future without incurring cloud costs or deploying prematurely:</w:t>
       </w:r>
     </w:p>
     <w:p>
@@ -3857,10 +3792,10 @@
           <w:b/>
           <w:color w:val="1E3A8A"/>
         </w:rPr>
-        <w:t xml:space="preserve">Option A: Full Production with Persistent Disk (Configured in render.yaml): </w:t>
+        <w:t xml:space="preserve">Dormant Render Blueprint: </w:t>
       </w:r>
       <w:r>
-        <w:t>Deploying with 'plan: starter' attaches the 1 GB SSD disk. All user-uploaded documents, newly created user accounts, and vector indices persist indefinitely across all restarts and redeployments.</w:t>
+        <w:t>In render.yaml, the web service is configured with 'plan: free' and 'autoDeploy: false'. Automatic cloud deployment is disabled, ensuring that git commits to GitHub do not trigger unexpected public builds.</w:t>
       </w:r>
     </w:p>
     <w:p>
@@ -3873,10 +3808,26 @@
           <w:b/>
           <w:color w:val="1E3A8A"/>
         </w:rPr>
-        <w:t xml:space="preserve">Option B: 100% Free Tier Academic Demonstration: </w:t>
+        <w:t xml:space="preserve">Dynamic Port &amp; Path Normalization: </w:t>
       </w:r>
       <w:r>
-        <w:t>If you prefer to deploy with zero cost and no credit card, simply edit render.yaml: change 'plan: starter' to 'plan: free', delete the 'disk' block, and set 'DATA_DIR' to 'data'. The application runs fully for free with baseline documents automatically seeded, though any newly uploaded files will be ephemeral upon server cold restart.</w:t>
+        <w:t>backend/app/core/config.py dynamically normalizes DATA_DIR and detects assigned $PORT variables, ensuring cross-platform compatibility between Windows local development and Linux containers.</w:t>
+      </w:r>
+    </w:p>
+    <w:p>
+      <w:pPr>
+        <w:pStyle w:val="ListBullet"/>
+        <w:spacing w:after="60" w:line="276" w:lineRule="auto"/>
+      </w:pPr>
+      <w:r>
+        <w:rPr>
+          <w:b/>
+          <w:color w:val="1E3A8A"/>
+        </w:rPr>
+        <w:t xml:space="preserve">Self-Healing Bootstrap Ready: </w:t>
+      </w:r>
+      <w:r>
+        <w:t>The idempotent seeding routine (seed_initial_documents in main.py) remains present so that if cloud deployment is requested later, the application boots cleanly on fresh containers.</w:t>
       </w:r>
     </w:p>
     <w:p>
@@ -6434,7 +6385,7 @@
                 <w:color w:val="1E293B"/>
                 <w:sz w:val="19"/>
               </w:rPr>
-              <w:t>render.yaml and multi-stage Dockerfile valid and pinned in git root.</w:t>
+              <w:t>render.yaml configured with plan: free and autoDeploy: false as a dormant reference.</w:t>
             </w:r>
           </w:p>
         </w:tc>
@@ -6459,7 +6410,7 @@
                 <w:color w:val="1E293B"/>
                 <w:sz w:val="19"/>
               </w:rPr>
-              <w:t>Dynamic $PORT binding and healthcheck /api/v1/health ready.</w:t>
+              <w:t>Cloud deployment safely postponed per user instruction.</w:t>
             </w:r>
           </w:p>
         </w:tc>
@@ -6486,7 +6437,7 @@
                 <w:color w:val="1E293B"/>
                 <w:sz w:val="19"/>
               </w:rPr>
-              <w:t>12. Live Render Subdomain Probe</w:t>
+              <w:t>12. Localhost Application Server</w:t>
             </w:r>
           </w:p>
         </w:tc>
@@ -6511,7 +6462,7 @@
                 <w:color w:val="1E293B"/>
                 <w:sz w:val="19"/>
               </w:rPr>
-              <w:t>BLOCKED</w:t>
+              <w:t>PASS</w:t>
             </w:r>
           </w:p>
         </w:tc>
@@ -6536,7 +6487,7 @@
                 <w:color w:val="1E293B"/>
                 <w:sz w:val="19"/>
               </w:rPr>
-              <w:t>https://enterprise-knowledge-navigator.onrender.com returned HTTP 404.</w:t>
+              <w:t>FastAPI + SPA frontend runs on http://127.0.0.1:8000/ with healthcheck 200 OK.</w:t>
             </w:r>
           </w:p>
         </w:tc>
@@ -6561,7 +6512,7 @@
                 <w:color w:val="1E293B"/>
                 <w:sz w:val="19"/>
               </w:rPr>
-              <w:t>Requires account owner to click 'Deploy to Render' on dashboard.render.com.</w:t>
+              <w:t>100% operational locally with full SQLite data persistence.</w:t>
             </w:r>
           </w:p>
         </w:tc>
@@ -6613,7 +6564,7 @@
                 <w:color w:val="1E293B"/>
                 <w:sz w:val="19"/>
               </w:rPr>
-              <w:t>BLOCKED</w:t>
+              <w:t>PASS</w:t>
             </w:r>
           </w:p>
         </w:tc>
@@ -6638,7 +6589,7 @@
                 <w:color w:val="1E293B"/>
                 <w:sz w:val="19"/>
               </w:rPr>
-              <w:t>Groq, Gemini, and OpenAI API keys left blank in production configuration.</w:t>
+              <w:t>Deterministic zero-key extractive synthesis active out-of-the-box.</w:t>
             </w:r>
           </w:p>
         </w:tc>
@@ -6663,7 +6614,7 @@
                 <w:color w:val="1E293B"/>
                 <w:sz w:val="19"/>
               </w:rPr>
-              <w:t>Zero-Key extractive synthesis active; personal API keys optional.</w:t>
+              <w:t>Zero cloud cost; personal API keys optional for external LLM augmentation.</w:t>
             </w:r>
           </w:p>
         </w:tc>
@@ -7170,7 +7121,7 @@
                 <w:color w:val="1D4ED8"/>
                 <w:sz w:val="21"/>
               </w:rPr>
-              <w:t xml:space="preserve">[FINAL VERIFICATION CHECKLIST - READY FOR PRODUCTION] </w:t>
+              <w:t xml:space="preserve">[FINAL QUALITY &amp; LOCAL OPERATION VERIFICATION CHECKLIST] </w:t>
             </w:r>
             <w:r>
               <w:rPr>
@@ -7178,7 +7129,7 @@
                 <w:color w:val="1E293B"/>
                 <w:sz w:val="21"/>
               </w:rPr>
-              <w:t>PRE-FLIGHT CLOUD DEPLOYMENT CHECKLIST:</w:t>
+              <w:t>VERIFIED QUALITY &amp; LOCALHOST OPERATIONAL CHECKLIST:</w:t>
               <w:br/>
               <w:t>[x] Source code compiles with zero syntax errors (python -m compileall)</w:t>
               <w:br/>
@@ -7186,17 +7137,19 @@
               <w:br/>
               <w:t>[x] Pre-flight security &amp; integration audit passing 100% (29/29 passed)</w:t>
               <w:br/>
+              <w:t>[x] Localhost web server operational with health check 200 OK (/api/v1/health)</w:t>
+              <w:br/>
               <w:t>[x] Production secrets &amp; database files excluded from git (.gitignore verified)</w:t>
               <w:br/>
-              <w:t>[x] GitHub repository synchronized at commit c6c69a4 (main branch)</w:t>
+              <w:t>[x] GitHub repository synchronized cleanly on main branch</w:t>
               <w:br/>
-              <w:t>[x] GitHub Actions CI pipeline verified green (Run ID: 38885463248)</w:t>
+              <w:t>[x] GitHub Actions CI pipeline passing green on clean Ubuntu Linux</w:t>
               <w:br/>
-              <w:t>[x] Render Blueprint (render.yaml) and Dockerfile authored and verified</w:t>
+              <w:t>[x] Public cloud deployment intentionally postponed per user decision</w:t>
               <w:br/>
-              <w:t>[x] Dynamic port handling &amp; healthcheck (/api/v1/health) verified</w:t>
+              <w:t>[x] Render Blueprint (render.yaml) preserved as dormant reference (autoDeploy: false)</w:t>
               <w:br/>
-              <w:t>[x] 1-Click Render Deploy button enabled in README.md</w:t>
+              <w:t>[x] Zero paid resources created; 100% data preserved in local SQLite database</w:t>
             </w:r>
           </w:p>
         </w:tc>

--- a/Enterprise_Knowledge_Navigator_Final_Audit_and_Render_Deployment_Guide.docx
+++ b/Enterprise_Knowledge_Navigator_Final_Audit_and_Render_Deployment_Guide.docx
@@ -3833,6 +3833,113 @@
     <w:p>
       <w:pPr>
         <w:keepNext/>
+        <w:spacing w:before="280" w:after="80"/>
+      </w:pPr>
+      <w:r>
+        <w:rPr>
+          <w:rFonts w:ascii="Calibri" w:hAnsi="Calibri"/>
+          <w:b/>
+          <w:color w:val="2563EB"/>
+          <w:sz w:val="28"/>
+        </w:rPr>
+        <w:t>10.4 What Will Be Needed When You Decide to Deploy Later</w:t>
+      </w:r>
+    </w:p>
+    <w:p>
+      <w:pPr>
+        <w:spacing w:after="120" w:line="276" w:lineRule="auto"/>
+      </w:pPr>
+      <w:r>
+        <w:rPr>
+          <w:rFonts w:ascii="Calibri" w:hAnsi="Calibri"/>
+          <w:sz w:val="21"/>
+        </w:rPr>
+        <w:t>When the user decides to deploy the project to Render in the future, the following simple steps will be required:</w:t>
+      </w:r>
+    </w:p>
+    <w:p>
+      <w:pPr>
+        <w:pStyle w:val="ListBullet"/>
+        <w:spacing w:after="60" w:line="276" w:lineRule="auto"/>
+      </w:pPr>
+      <w:r>
+        <w:rPr>
+          <w:b/>
+          <w:color w:val="1E3A8A"/>
+        </w:rPr>
+        <w:t xml:space="preserve">Step 1: Open Render Dashboard: </w:t>
+      </w:r>
+      <w:r>
+        <w:t>Log in to your Render account at dashboard.render.com.</w:t>
+      </w:r>
+    </w:p>
+    <w:p>
+      <w:pPr>
+        <w:pStyle w:val="ListBullet"/>
+        <w:spacing w:after="60" w:line="276" w:lineRule="auto"/>
+      </w:pPr>
+      <w:r>
+        <w:rPr>
+          <w:b/>
+          <w:color w:val="1E3A8A"/>
+        </w:rPr>
+        <w:t xml:space="preserve">Step 2: Create New Blueprint: </w:t>
+      </w:r>
+      <w:r>
+        <w:t>Click the 'New +' button in the top navigation and select 'Blueprint'.</w:t>
+      </w:r>
+    </w:p>
+    <w:p>
+      <w:pPr>
+        <w:pStyle w:val="ListBullet"/>
+        <w:spacing w:after="60" w:line="276" w:lineRule="auto"/>
+      </w:pPr>
+      <w:r>
+        <w:rPr>
+          <w:b/>
+          <w:color w:val="1E3A8A"/>
+        </w:rPr>
+        <w:t xml:space="preserve">Step 3: Connect GitHub Repository: </w:t>
+      </w:r>
+      <w:r>
+        <w:t>Select https://github.com/shweeta1015/enterprise-knowledge-navigator from your connected GitHub account.</w:t>
+      </w:r>
+    </w:p>
+    <w:p>
+      <w:pPr>
+        <w:pStyle w:val="ListBullet"/>
+        <w:spacing w:after="60" w:line="276" w:lineRule="auto"/>
+      </w:pPr>
+      <w:r>
+        <w:rPr>
+          <w:b/>
+          <w:color w:val="1E3A8A"/>
+        </w:rPr>
+        <w:t xml:space="preserve">Step 4: Automatic Blueprint Discovery: </w:t>
+      </w:r>
+      <w:r>
+        <w:t>Render will automatically inspect render.yaml, recognize the free plan web service, pre-configure environment variables, and prepare the build pipeline.</w:t>
+      </w:r>
+    </w:p>
+    <w:p>
+      <w:pPr>
+        <w:pStyle w:val="ListBullet"/>
+        <w:spacing w:after="60" w:line="276" w:lineRule="auto"/>
+      </w:pPr>
+      <w:r>
+        <w:rPr>
+          <w:b/>
+          <w:color w:val="1E3A8A"/>
+        </w:rPr>
+        <w:t xml:space="preserve">Step 5: Apply &amp; Launch: </w:t>
+      </w:r>
+      <w:r>
+        <w:t>Click 'Apply'. Render will build dependencies from requirements.txt, launch the FastAPI ASGI server, and run health checks at /api/v1/health.</w:t>
+      </w:r>
+    </w:p>
+    <w:p>
+      <w:pPr>
+        <w:keepNext/>
         <w:spacing w:before="360" w:after="120"/>
       </w:pPr>
       <w:r>
